--- a/arb/docx/63.content.docx
+++ b/arb/docx/63.content.docx
@@ -9,6 +9,8 @@
       </w:pPr>
       <w:r>
         <w:rPr>
+          <w:rtl/>
+          <w:cs/>
           <w:lang w:val="ar_AE" w:bidi="ar_AE"/>
         </w:rPr>
       </w:r>
@@ -20,12 +22,16 @@
       </w:pPr>
       <w:r>
         <w:rPr>
+          <w:rtl/>
+          <w:cs/>
           <w:lang w:val="ar_AE" w:bidi="ar_AE"/>
         </w:rPr>
         <w:t>Resource: Biblica Study Notes</w:t>
       </w:r>
       <w:r>
         <w:rPr>
+          <w:rtl/>
+          <w:cs/>
           <w:lang w:val="ar_AE" w:bidi="ar_AE"/>
         </w:rPr>
       </w:r>
@@ -36,53 +42,71 @@
       </w:pPr>
       <w:r>
         <w:rPr>
+          <w:rtl/>
+          <w:cs/>
           <w:lang w:val="ar_AE" w:bidi="ar_AE"/>
         </w:rPr>
       </w:r>
       <w:r>
         <w:rPr>
           <w:b/>
+          <w:rtl/>
+          <w:cs/>
           <w:lang w:val="ar_AE" w:bidi="ar_AE"/>
         </w:rPr>
         <w:t>Biblica Study Notes (Book Intros)</w:t>
       </w:r>
       <w:r>
         <w:rPr>
+          <w:rtl/>
+          <w:cs/>
           <w:lang w:val="ar_AE" w:bidi="ar_AE"/>
         </w:rPr>
         <w:t xml:space="preserve"> © 2023 Biblica Inc. Released under CC BY-SA 4.0 license. </w:t>
       </w:r>
       <w:r>
         <w:rPr>
+          <w:rtl/>
+          <w:cs/>
           <w:lang w:val="ar_AE" w:bidi="ar_AE"/>
         </w:rPr>
         <w:t>Biblica Study Notes</w:t>
       </w:r>
       <w:r>
         <w:rPr>
+          <w:rtl/>
+          <w:cs/>
           <w:lang w:val="ar_AE" w:bidi="ar_AE"/>
         </w:rPr>
         <w:t xml:space="preserve"> has been adapted in the following languages: Tok Pisin, Arabic (عربي), French (Français), Hindi (हिंदी), Indonesian (Bahasa Indonesia), Portuguese (Português), Russian (Русский), Spanish (Español), Swahili (Kiswahili), and Simplified Chinese (简体中文)from </w:t>
       </w:r>
       <w:r>
         <w:rPr>
+          <w:rtl/>
+          <w:cs/>
           <w:lang w:val="ar_AE" w:bidi="ar_AE"/>
         </w:rPr>
         <w:t>Biblica Study Notes</w:t>
       </w:r>
       <w:r>
         <w:rPr>
+          <w:rtl/>
+          <w:cs/>
           <w:lang w:val="ar_AE" w:bidi="ar_AE"/>
         </w:rPr>
         <w:t xml:space="preserve"> © 2023 Biblica Inc. Released under CC BY-SA 4.0 license by Mission Mutual</w:t>
       </w:r>
       <w:r>
         <w:rPr>
-          <w:lang w:val="ar_AE" w:bidi="ar_AE"/>
-        </w:rPr>
-      </w:r>
-      <w:r>
-        <w:rPr>
+          <w:rtl/>
+          <w:cs/>
+          <w:lang w:val="ar_AE" w:bidi="ar_AE"/>
+        </w:rPr>
+      </w:r>
+      <w:r>
+        <w:rPr>
+          <w:rtl/>
+          <w:cs/>
           <w:lang w:val="ar_AE" w:bidi="ar_AE"/>
         </w:rPr>
       </w:r>
@@ -94,6 +118,8 @@
       </w:pPr>
       <w:r>
         <w:rPr>
+          <w:rtl/>
+          <w:cs/>
           <w:lang w:val="ar_AE" w:bidi="ar_AE"/>
         </w:rPr>
         <w:t>Biblica Study Notes</w:t>
@@ -123,6 +149,8 @@
       </w:pPr>
       <w:r>
         <w:rPr>
+          <w:rtl/>
+          <w:cs/>
           <w:lang w:val="ar_AE" w:bidi="ar_AE"/>
         </w:rPr>
       </w:r>
@@ -134,12 +162,16 @@
       </w:pPr>
       <w:r>
         <w:rPr>
+          <w:rtl/>
+          <w:cs/>
           <w:lang w:val="ar_AE" w:bidi="ar_AE"/>
         </w:rPr>
         <w:t>2JN</w:t>
       </w:r>
       <w:r>
         <w:rPr>
+          <w:rtl/>
+          <w:cs/>
           <w:lang w:val="ar_AE" w:bidi="ar_AE"/>
         </w:rPr>
       </w:r>
@@ -150,22 +182,30 @@
       </w:pPr>
       <w:r>
         <w:rPr>
-          <w:lang w:val="ar_AE" w:bidi="ar_AE"/>
-        </w:rPr>
-      </w:r>
-      <w:r>
-        <w:rPr>
+          <w:rtl/>
+          <w:cs/>
+          <w:lang w:val="ar_AE" w:bidi="ar_AE"/>
+        </w:rPr>
+      </w:r>
+      <w:r>
+        <w:rPr>
+          <w:rtl/>
+          <w:cs/>
           <w:lang w:val="ar_AE" w:bidi="ar_AE"/>
         </w:rPr>
         <w:t xml:space="preserve"> </w:t>
       </w:r>
       <w:r>
         <w:rPr>
-          <w:lang w:val="ar_AE" w:bidi="ar_AE"/>
-        </w:rPr>
-      </w:r>
-      <w:r>
-        <w:rPr>
+          <w:rtl/>
+          <w:cs/>
+          <w:lang w:val="ar_AE" w:bidi="ar_AE"/>
+        </w:rPr>
+      </w:r>
+      <w:r>
+        <w:rPr>
+          <w:rtl/>
+          <w:cs/>
           <w:lang w:val="ar_AE" w:bidi="ar_AE"/>
         </w:rPr>
       </w:r>
@@ -191,6 +231,8 @@
       </w:pPr>
       <w:r>
         <w:rPr>
+          <w:rtl/>
+          <w:cs/>
           <w:lang w:val="ar_AE" w:bidi="ar_AE"/>
         </w:rPr>
       </w:r>
@@ -202,12 +244,16 @@
       </w:pPr>
       <w:r>
         <w:rPr>
+          <w:rtl/>
+          <w:cs/>
           <w:lang w:val="ar_AE" w:bidi="ar_AE"/>
         </w:rPr>
         <w:t>يوحنا الثانية</w:t>
       </w:r>
       <w:r>
         <w:rPr>
+          <w:rtl/>
+          <w:cs/>
           <w:lang w:val="ar_AE" w:bidi="ar_AE"/>
         </w:rPr>
       </w:r>
@@ -218,12 +264,16 @@
       </w:pPr>
       <w:r>
         <w:rPr>
+          <w:rtl/>
+          <w:cs/>
           <w:lang w:val="ar_AE" w:bidi="ar_AE"/>
         </w:rPr>
       </w:r>
       <w:r>
         <w:rPr>
           <w:b/>
+          <w:rtl/>
+          <w:cs/>
           <w:lang w:val="ar_AE" w:bidi="ar_AE"/>
         </w:rPr>
         <w:t>ما هي رسالة يوحنا الثانية؟</w:t>
@@ -238,11 +288,15 @@
       </w:pPr>
       <w:r>
         <w:rPr>
-          <w:lang w:val="ar_AE" w:bidi="ar_AE"/>
-        </w:rPr>
-      </w:r>
-      <w:r>
-        <w:rPr>
+          <w:rtl/>
+          <w:cs/>
+          <w:lang w:val="ar_AE" w:bidi="ar_AE"/>
+        </w:rPr>
+      </w:r>
+      <w:r>
+        <w:rPr>
+          <w:rtl/>
+          <w:cs/>
           <w:lang w:val="ar_AE" w:bidi="ar_AE"/>
         </w:rPr>
         <w:t>رسالة يوحنا الثانية هي رسالة (خِطاب). ولا تذكر الرسالة من كان الكاتب. لكن يُعتقد أن الرسول يوحنا هو الذي كتبها. ثم أن طريقة كتابة الرسالة تشبه كثيرًا رسالة يوحنا الأولي.</w:t>
@@ -257,11 +311,15 @@
       </w:pPr>
       <w:r>
         <w:rPr>
-          <w:lang w:val="ar_AE" w:bidi="ar_AE"/>
-        </w:rPr>
-      </w:r>
-      <w:r>
-        <w:rPr>
+          <w:rtl/>
+          <w:cs/>
+          <w:lang w:val="ar_AE" w:bidi="ar_AE"/>
+        </w:rPr>
+      </w:r>
+      <w:r>
+        <w:rPr>
+          <w:rtl/>
+          <w:cs/>
           <w:lang w:val="ar_AE" w:bidi="ar_AE"/>
         </w:rPr>
         <w:t>يُعتقد أن يوحنا كتب هذه الرسالة بعد كتابة رسالة يوحنا الأولي. ويُعتقد أنه كتبها حوالي العام 90 ميلادية.</w:t>
@@ -276,11 +334,15 @@
       </w:pPr>
       <w:r>
         <w:rPr>
-          <w:lang w:val="ar_AE" w:bidi="ar_AE"/>
-        </w:rPr>
-      </w:r>
-      <w:r>
-        <w:rPr>
+          <w:rtl/>
+          <w:cs/>
+          <w:lang w:val="ar_AE" w:bidi="ar_AE"/>
+        </w:rPr>
+      </w:r>
+      <w:r>
+        <w:rPr>
+          <w:rtl/>
+          <w:cs/>
           <w:lang w:val="ar_AE" w:bidi="ar_AE"/>
         </w:rPr>
         <w:t>يتضمن العهد الجديد ثلاث رسائل يُعتقد أنها كُتبت بواسطة يوحنا. هذه هي الرسالة الثانية.</w:t>
@@ -292,12 +354,16 @@
       </w:pPr>
       <w:r>
         <w:rPr>
+          <w:rtl/>
+          <w:cs/>
           <w:lang w:val="ar_AE" w:bidi="ar_AE"/>
         </w:rPr>
       </w:r>
       <w:r>
         <w:rPr>
           <w:b/>
+          <w:rtl/>
+          <w:cs/>
           <w:lang w:val="ar_AE" w:bidi="ar_AE"/>
         </w:rPr>
         <w:t>لمن كُتبت رسالة يوحنا الثانية؟</w:t>
@@ -312,11 +378,15 @@
       </w:pPr>
       <w:r>
         <w:rPr>
-          <w:lang w:val="ar_AE" w:bidi="ar_AE"/>
-        </w:rPr>
-      </w:r>
-      <w:r>
-        <w:rPr>
+          <w:rtl/>
+          <w:cs/>
+          <w:lang w:val="ar_AE" w:bidi="ar_AE"/>
+        </w:rPr>
+      </w:r>
+      <w:r>
+        <w:rPr>
+          <w:rtl/>
+          <w:cs/>
           <w:lang w:val="ar_AE" w:bidi="ar_AE"/>
         </w:rPr>
         <w:t>لا يُعرف تحديدًا لمن كُتبت رسالة يوحنا الثانية. لكن يُعتقد أن يوحنا أرسلها إلى كنيسة كانت تجتمع في بيت شخص ما. كما يُعتقد أن هذه الكنيسة كانت في منطقة أفسس.</w:t>
@@ -331,11 +401,15 @@
       </w:pPr>
       <w:r>
         <w:rPr>
-          <w:lang w:val="ar_AE" w:bidi="ar_AE"/>
-        </w:rPr>
-      </w:r>
-      <w:r>
-        <w:rPr>
+          <w:rtl/>
+          <w:cs/>
+          <w:lang w:val="ar_AE" w:bidi="ar_AE"/>
+        </w:rPr>
+      </w:r>
+      <w:r>
+        <w:rPr>
+          <w:rtl/>
+          <w:cs/>
           <w:lang w:val="ar_AE" w:bidi="ar_AE"/>
         </w:rPr>
         <w:t>يدرك أتباع يسوع أن رسالة يوحنا الثانية تشارك الحق عن يسوع. لذلك فهي لجميع الناس في كل مكان.</w:t>
@@ -347,12 +421,16 @@
       </w:pPr>
       <w:r>
         <w:rPr>
+          <w:rtl/>
+          <w:cs/>
           <w:lang w:val="ar_AE" w:bidi="ar_AE"/>
         </w:rPr>
       </w:r>
       <w:r>
         <w:rPr>
           <w:b/>
+          <w:rtl/>
+          <w:cs/>
           <w:lang w:val="ar_AE" w:bidi="ar_AE"/>
         </w:rPr>
         <w:t>لماذا كُتبت رسالة يوحنا الثانية؟</w:t>
@@ -367,11 +445,15 @@
       </w:pPr>
       <w:r>
         <w:rPr>
-          <w:lang w:val="ar_AE" w:bidi="ar_AE"/>
-        </w:rPr>
-      </w:r>
-      <w:r>
-        <w:rPr>
+          <w:rtl/>
+          <w:cs/>
+          <w:lang w:val="ar_AE" w:bidi="ar_AE"/>
+        </w:rPr>
+      </w:r>
+      <w:r>
+        <w:rPr>
+          <w:rtl/>
+          <w:cs/>
           <w:lang w:val="ar_AE" w:bidi="ar_AE"/>
         </w:rPr>
         <w:t>لتذكير المؤمنين بما أمرهم الله أن يفعلونه.</w:t>
@@ -386,11 +468,15 @@
       </w:pPr>
       <w:r>
         <w:rPr>
-          <w:lang w:val="ar_AE" w:bidi="ar_AE"/>
-        </w:rPr>
-      </w:r>
-      <w:r>
-        <w:rPr>
+          <w:rtl/>
+          <w:cs/>
+          <w:lang w:val="ar_AE" w:bidi="ar_AE"/>
+        </w:rPr>
+      </w:r>
+      <w:r>
+        <w:rPr>
+          <w:rtl/>
+          <w:cs/>
           <w:lang w:val="ar_AE" w:bidi="ar_AE"/>
         </w:rPr>
         <w:t>لتذكير المؤمنين بما هو حق عن يسوع.</w:t>
@@ -405,11 +491,15 @@
       </w:pPr>
       <w:r>
         <w:rPr>
-          <w:lang w:val="ar_AE" w:bidi="ar_AE"/>
-        </w:rPr>
-      </w:r>
-      <w:r>
-        <w:rPr>
+          <w:rtl/>
+          <w:cs/>
+          <w:lang w:val="ar_AE" w:bidi="ar_AE"/>
+        </w:rPr>
+      </w:r>
+      <w:r>
+        <w:rPr>
+          <w:rtl/>
+          <w:cs/>
           <w:lang w:val="ar_AE" w:bidi="ar_AE"/>
         </w:rPr>
         <w:t>لتحذيرهم من السماح للمُعَلِّمين الكذبة أن يُعَلِّموا في الكنيسة.</w:t>
@@ -421,12 +511,16 @@
       </w:pPr>
       <w:r>
         <w:rPr>
+          <w:rtl/>
+          <w:cs/>
           <w:lang w:val="ar_AE" w:bidi="ar_AE"/>
         </w:rPr>
       </w:r>
       <w:r>
         <w:rPr>
           <w:b/>
+          <w:rtl/>
+          <w:cs/>
           <w:lang w:val="ar_AE" w:bidi="ar_AE"/>
         </w:rPr>
         <w:t>الأفكار الرئيسية</w:t>
@@ -441,11 +535,15 @@
       </w:pPr>
       <w:r>
         <w:rPr>
-          <w:lang w:val="ar_AE" w:bidi="ar_AE"/>
-        </w:rPr>
-      </w:r>
-      <w:r>
-        <w:rPr>
+          <w:rtl/>
+          <w:cs/>
+          <w:lang w:val="ar_AE" w:bidi="ar_AE"/>
+        </w:rPr>
+      </w:r>
+      <w:r>
+        <w:rPr>
+          <w:rtl/>
+          <w:cs/>
           <w:lang w:val="ar_AE" w:bidi="ar_AE"/>
         </w:rPr>
         <w:t>المؤمنون يجب أن يعيشوا حياة مليئة بالمحبة.</w:t>
@@ -460,11 +558,15 @@
       </w:pPr>
       <w:r>
         <w:rPr>
-          <w:lang w:val="ar_AE" w:bidi="ar_AE"/>
-        </w:rPr>
-      </w:r>
-      <w:r>
-        <w:rPr>
+          <w:rtl/>
+          <w:cs/>
+          <w:lang w:val="ar_AE" w:bidi="ar_AE"/>
+        </w:rPr>
+      </w:r>
+      <w:r>
+        <w:rPr>
+          <w:rtl/>
+          <w:cs/>
           <w:lang w:val="ar_AE" w:bidi="ar_AE"/>
         </w:rPr>
         <w:t>المُعَلِّمون الكذبة عَلَّمُوا أن يسوع لم يكن إنسانًا كاملًا.</w:t>
@@ -479,11 +581,15 @@
       </w:pPr>
       <w:r>
         <w:rPr>
-          <w:lang w:val="ar_AE" w:bidi="ar_AE"/>
-        </w:rPr>
-      </w:r>
-      <w:r>
-        <w:rPr>
+          <w:rtl/>
+          <w:cs/>
+          <w:lang w:val="ar_AE" w:bidi="ar_AE"/>
+        </w:rPr>
+      </w:r>
+      <w:r>
+        <w:rPr>
+          <w:rtl/>
+          <w:cs/>
           <w:lang w:val="ar_AE" w:bidi="ar_AE"/>
         </w:rPr>
         <w:t>المؤمنون هم عائلة لأنهم ينتمون إلى الله ويتبعون تعاليم المسيح.</w:t>
@@ -495,12 +601,16 @@
       </w:pPr>
       <w:r>
         <w:rPr>
+          <w:rtl/>
+          <w:cs/>
           <w:lang w:val="ar_AE" w:bidi="ar_AE"/>
         </w:rPr>
       </w:r>
       <w:r>
         <w:rPr>
           <w:b/>
+          <w:rtl/>
+          <w:cs/>
           <w:lang w:val="ar_AE" w:bidi="ar_AE"/>
         </w:rPr>
         <w:t>مخطط السفر</w:t>
@@ -512,12 +622,16 @@
       </w:pPr>
       <w:r>
         <w:rPr>
+          <w:rtl/>
+          <w:cs/>
           <w:lang w:val="ar_AE" w:bidi="ar_AE"/>
         </w:rPr>
       </w:r>
       <w:r>
         <w:rPr>
           <w:b/>
+          <w:rtl/>
+          <w:cs/>
           <w:lang w:val="ar_AE" w:bidi="ar_AE"/>
         </w:rPr>
         <w:t>تحيات (1:1–3).</w:t>
@@ -529,12 +643,16 @@
       </w:pPr>
       <w:r>
         <w:rPr>
+          <w:rtl/>
+          <w:cs/>
           <w:lang w:val="ar_AE" w:bidi="ar_AE"/>
         </w:rPr>
       </w:r>
       <w:r>
         <w:rPr>
           <w:b/>
+          <w:rtl/>
+          <w:cs/>
           <w:lang w:val="ar_AE" w:bidi="ar_AE"/>
         </w:rPr>
         <w:t>يوحنا يشجع المؤمنين ويحذرهم (1:4–11).</w:t>
@@ -546,23 +664,31 @@
       </w:pPr>
       <w:r>
         <w:rPr>
+          <w:rtl/>
+          <w:cs/>
           <w:lang w:val="ar_AE" w:bidi="ar_AE"/>
         </w:rPr>
       </w:r>
       <w:r>
         <w:rPr>
           <w:b/>
+          <w:rtl/>
+          <w:cs/>
           <w:lang w:val="ar_AE" w:bidi="ar_AE"/>
         </w:rPr>
         <w:t>التحيات الختامية (1:12–13).</w:t>
       </w:r>
       <w:r>
         <w:rPr>
-          <w:lang w:val="ar_AE" w:bidi="ar_AE"/>
-        </w:rPr>
-      </w:r>
-      <w:r>
-        <w:rPr>
+          <w:rtl/>
+          <w:cs/>
+          <w:lang w:val="ar_AE" w:bidi="ar_AE"/>
+        </w:rPr>
+      </w:r>
+      <w:r>
+        <w:rPr>
+          <w:rtl/>
+          <w:cs/>
           <w:lang w:val="ar_AE" w:bidi="ar_AE"/>
         </w:rPr>
       </w:r>
